--- a/Практика 4/Старых_Егор_Викторович_ЭФБО-12-25_Практика№4.docx
+++ b/Практика 4/Старых_Егор_Викторович_ЭФБО-12-25_Практика№4.docx
@@ -203,7 +203,23 @@
           <w:sz w:val="28"/>
           <w:lang w:val="ru-RU"/>
         </w:rPr>
-        <w:t>по дисциплине «Технологии индустриального программирования»</w:t>
+        <w:t>по дисциплине «</w:t>
+      </w:r>
+      <w:r>
+        <w:rPr>
+          <w:rFonts w:ascii="Times New Roman" w:eastAsia="Times New Roman" w:hAnsi="Times New Roman" w:cs="Times New Roman"/>
+          <w:sz w:val="28"/>
+          <w:lang w:val="ru-RU"/>
+        </w:rPr>
+        <w:t>Алгоритмы и структуры данных</w:t>
+      </w:r>
+      <w:r>
+        <w:rPr>
+          <w:rFonts w:ascii="Times New Roman" w:eastAsia="Times New Roman" w:hAnsi="Times New Roman" w:cs="Times New Roman"/>
+          <w:sz w:val="28"/>
+          <w:lang w:val="ru-RU"/>
+        </w:rPr>
+        <w:t>»</w:t>
       </w:r>
     </w:p>
     <w:p>
@@ -393,7 +409,7 @@
           <w:sz w:val="28"/>
           <w:lang w:val="ru-RU"/>
         </w:rPr>
-        <w:t xml:space="preserve"> Егор Викторовича</w:t>
+        <w:t xml:space="preserve"> Егор Викторович</w:t>
       </w:r>
     </w:p>
     <w:p>
@@ -482,8 +498,6 @@
         </w:rPr>
         <w:br w:type="page"/>
       </w:r>
-      <w:bookmarkStart w:id="0" w:name="_GoBack"/>
-      <w:bookmarkEnd w:id="0"/>
     </w:p>
     <w:p>
       <w:pPr>
@@ -2262,6 +2276,9 @@
         <w:t>Граф</w:t>
       </w:r>
       <w:r>
+        <w:rPr>
+          <w:lang w:val="ru-RU"/>
+        </w:rPr>
         <w:t xml:space="preserve"> </w:t>
       </w:r>
       <w:r>
@@ -2271,6 +2288,9 @@
         <w:t>задан</w:t>
       </w:r>
       <w:r>
+        <w:rPr>
+          <w:lang w:val="ru-RU"/>
+        </w:rPr>
         <w:t xml:space="preserve"> </w:t>
       </w:r>
       <w:r>
@@ -2280,9 +2300,15 @@
         <w:t>рёбрами</w:t>
       </w:r>
       <w:r>
+        <w:rPr>
+          <w:lang w:val="ru-RU"/>
+        </w:rPr>
         <w:t>:</w:t>
       </w:r>
       <w:r>
+        <w:rPr>
+          <w:lang w:val="ru-RU"/>
+        </w:rPr>
         <w:br/>
         <w:t>(</w:t>
       </w:r>
@@ -2290,120 +2316,180 @@
         <w:t>A</w:t>
       </w:r>
       <w:r>
+        <w:rPr>
+          <w:lang w:val="ru-RU"/>
+        </w:rPr>
         <w:t>,</w:t>
       </w:r>
       <w:r>
         <w:t>B</w:t>
       </w:r>
       <w:r>
+        <w:rPr>
+          <w:lang w:val="ru-RU"/>
+        </w:rPr>
         <w:t>,4), (</w:t>
       </w:r>
       <w:r>
         <w:t>A</w:t>
       </w:r>
       <w:r>
+        <w:rPr>
+          <w:lang w:val="ru-RU"/>
+        </w:rPr>
         <w:t>,</w:t>
       </w:r>
       <w:r>
         <w:t>C</w:t>
       </w:r>
       <w:r>
+        <w:rPr>
+          <w:lang w:val="ru-RU"/>
+        </w:rPr>
         <w:t>,7), (</w:t>
       </w:r>
       <w:r>
         <w:t>A</w:t>
       </w:r>
       <w:r>
+        <w:rPr>
+          <w:lang w:val="ru-RU"/>
+        </w:rPr>
         <w:t>,</w:t>
       </w:r>
       <w:r>
         <w:t>D</w:t>
       </w:r>
       <w:r>
+        <w:rPr>
+          <w:lang w:val="ru-RU"/>
+        </w:rPr>
         <w:t>,3), (</w:t>
       </w:r>
       <w:r>
         <w:t>B</w:t>
       </w:r>
       <w:r>
+        <w:rPr>
+          <w:lang w:val="ru-RU"/>
+        </w:rPr>
         <w:t>,</w:t>
       </w:r>
       <w:r>
         <w:t>C</w:t>
       </w:r>
       <w:r>
+        <w:rPr>
+          <w:lang w:val="ru-RU"/>
+        </w:rPr>
         <w:t>,5), (</w:t>
       </w:r>
       <w:r>
         <w:t>B</w:t>
       </w:r>
       <w:r>
+        <w:rPr>
+          <w:lang w:val="ru-RU"/>
+        </w:rPr>
         <w:t>,</w:t>
       </w:r>
       <w:r>
         <w:t>D</w:t>
       </w:r>
       <w:r>
+        <w:rPr>
+          <w:lang w:val="ru-RU"/>
+        </w:rPr>
         <w:t>,2), (</w:t>
       </w:r>
       <w:r>
         <w:t>B</w:t>
       </w:r>
       <w:r>
+        <w:rPr>
+          <w:lang w:val="ru-RU"/>
+        </w:rPr>
         <w:t>,</w:t>
       </w:r>
       <w:r>
         <w:t>E</w:t>
       </w:r>
       <w:r>
+        <w:rPr>
+          <w:lang w:val="ru-RU"/>
+        </w:rPr>
         <w:t>,6), (</w:t>
       </w:r>
       <w:r>
         <w:t>C</w:t>
       </w:r>
       <w:r>
+        <w:rPr>
+          <w:lang w:val="ru-RU"/>
+        </w:rPr>
         <w:t>,</w:t>
       </w:r>
       <w:r>
         <w:t>D</w:t>
       </w:r>
       <w:r>
+        <w:rPr>
+          <w:lang w:val="ru-RU"/>
+        </w:rPr>
         <w:t>,5), (</w:t>
       </w:r>
       <w:r>
         <w:t>D</w:t>
       </w:r>
       <w:r>
+        <w:rPr>
+          <w:lang w:val="ru-RU"/>
+        </w:rPr>
         <w:t>,</w:t>
       </w:r>
       <w:r>
         <w:t>E</w:t>
       </w:r>
       <w:r>
+        <w:rPr>
+          <w:lang w:val="ru-RU"/>
+        </w:rPr>
         <w:t>,2), (</w:t>
       </w:r>
       <w:r>
         <w:t>D</w:t>
       </w:r>
       <w:r>
+        <w:rPr>
+          <w:lang w:val="ru-RU"/>
+        </w:rPr>
         <w:t>,</w:t>
       </w:r>
       <w:r>
         <w:t>F</w:t>
       </w:r>
       <w:r>
+        <w:rPr>
+          <w:lang w:val="ru-RU"/>
+        </w:rPr>
         <w:t>,1), (</w:t>
       </w:r>
       <w:r>
         <w:t>E</w:t>
       </w:r>
       <w:r>
+        <w:rPr>
+          <w:lang w:val="ru-RU"/>
+        </w:rPr>
         <w:t>,</w:t>
       </w:r>
       <w:r>
         <w:t>F</w:t>
       </w:r>
       <w:r>
+        <w:rPr>
+          <w:lang w:val="ru-RU"/>
+        </w:rPr>
         <w:t>,9).</w:t>
       </w:r>
     </w:p>
@@ -2450,7 +2536,15 @@
       <w:proofErr w:type="spellEnd"/>
     </w:p>
     <w:p>
-      <w:r>
+      <w:pPr>
+        <w:rPr>
+          <w:lang w:val="ru-RU"/>
+        </w:rPr>
+      </w:pPr>
+      <w:r>
+        <w:rPr>
+          <w:lang w:val="ru-RU"/>
+        </w:rPr>
         <w:t xml:space="preserve">1. </w:t>
       </w:r>
       <w:r>
@@ -2460,6 +2554,9 @@
         <w:t>Сортировка</w:t>
       </w:r>
       <w:r>
+        <w:rPr>
+          <w:lang w:val="ru-RU"/>
+        </w:rPr>
         <w:t xml:space="preserve"> </w:t>
       </w:r>
       <w:r>
@@ -2469,10 +2566,190 @@
         <w:t>рёбер</w:t>
       </w:r>
       <w:r>
-        <w:t>: (D,F,1); (B,D,2); (D,E,2); (A,D,3); (A,B,4); (B,C,5); (C,D</w:t>
-      </w:r>
-      <w:r>
-        <w:t>,5); (B,E,6); (A,C,7); (E,F,9).</w:t>
+        <w:rPr>
+          <w:lang w:val="ru-RU"/>
+        </w:rPr>
+        <w:t>: (</w:t>
+      </w:r>
+      <w:r>
+        <w:t>D</w:t>
+      </w:r>
+      <w:r>
+        <w:rPr>
+          <w:lang w:val="ru-RU"/>
+        </w:rPr>
+        <w:t>,</w:t>
+      </w:r>
+      <w:r>
+        <w:t>F</w:t>
+      </w:r>
+      <w:r>
+        <w:rPr>
+          <w:lang w:val="ru-RU"/>
+        </w:rPr>
+        <w:t>,1); (</w:t>
+      </w:r>
+      <w:r>
+        <w:t>B</w:t>
+      </w:r>
+      <w:r>
+        <w:rPr>
+          <w:lang w:val="ru-RU"/>
+        </w:rPr>
+        <w:t>,</w:t>
+      </w:r>
+      <w:r>
+        <w:t>D</w:t>
+      </w:r>
+      <w:r>
+        <w:rPr>
+          <w:lang w:val="ru-RU"/>
+        </w:rPr>
+        <w:t>,2); (</w:t>
+      </w:r>
+      <w:r>
+        <w:t>D</w:t>
+      </w:r>
+      <w:r>
+        <w:rPr>
+          <w:lang w:val="ru-RU"/>
+        </w:rPr>
+        <w:t>,</w:t>
+      </w:r>
+      <w:r>
+        <w:t>E</w:t>
+      </w:r>
+      <w:r>
+        <w:rPr>
+          <w:lang w:val="ru-RU"/>
+        </w:rPr>
+        <w:t>,2); (</w:t>
+      </w:r>
+      <w:r>
+        <w:t>A</w:t>
+      </w:r>
+      <w:r>
+        <w:rPr>
+          <w:lang w:val="ru-RU"/>
+        </w:rPr>
+        <w:t>,</w:t>
+      </w:r>
+      <w:r>
+        <w:t>D</w:t>
+      </w:r>
+      <w:r>
+        <w:rPr>
+          <w:lang w:val="ru-RU"/>
+        </w:rPr>
+        <w:t>,3); (</w:t>
+      </w:r>
+      <w:r>
+        <w:t>A</w:t>
+      </w:r>
+      <w:r>
+        <w:rPr>
+          <w:lang w:val="ru-RU"/>
+        </w:rPr>
+        <w:t>,</w:t>
+      </w:r>
+      <w:r>
+        <w:t>B</w:t>
+      </w:r>
+      <w:r>
+        <w:rPr>
+          <w:lang w:val="ru-RU"/>
+        </w:rPr>
+        <w:t>,4); (</w:t>
+      </w:r>
+      <w:r>
+        <w:t>B</w:t>
+      </w:r>
+      <w:r>
+        <w:rPr>
+          <w:lang w:val="ru-RU"/>
+        </w:rPr>
+        <w:t>,</w:t>
+      </w:r>
+      <w:r>
+        <w:t>C</w:t>
+      </w:r>
+      <w:r>
+        <w:rPr>
+          <w:lang w:val="ru-RU"/>
+        </w:rPr>
+        <w:t>,5); (</w:t>
+      </w:r>
+      <w:r>
+        <w:t>C</w:t>
+      </w:r>
+      <w:r>
+        <w:rPr>
+          <w:lang w:val="ru-RU"/>
+        </w:rPr>
+        <w:t>,</w:t>
+      </w:r>
+      <w:r>
+        <w:t>D</w:t>
+      </w:r>
+      <w:r>
+        <w:rPr>
+          <w:lang w:val="ru-RU"/>
+        </w:rPr>
+        <w:t>,5); (</w:t>
+      </w:r>
+      <w:r>
+        <w:t>B</w:t>
+      </w:r>
+      <w:r>
+        <w:rPr>
+          <w:lang w:val="ru-RU"/>
+        </w:rPr>
+        <w:t>,</w:t>
+      </w:r>
+      <w:r>
+        <w:t>E</w:t>
+      </w:r>
+      <w:r>
+        <w:rPr>
+          <w:lang w:val="ru-RU"/>
+        </w:rPr>
+        <w:t>,6); (</w:t>
+      </w:r>
+      <w:r>
+        <w:t>A</w:t>
+      </w:r>
+      <w:r>
+        <w:rPr>
+          <w:lang w:val="ru-RU"/>
+        </w:rPr>
+        <w:t>,</w:t>
+      </w:r>
+      <w:r>
+        <w:t>C</w:t>
+      </w:r>
+      <w:r>
+        <w:rPr>
+          <w:lang w:val="ru-RU"/>
+        </w:rPr>
+        <w:t>,7); (</w:t>
+      </w:r>
+      <w:r>
+        <w:t>E</w:t>
+      </w:r>
+      <w:r>
+        <w:rPr>
+          <w:lang w:val="ru-RU"/>
+        </w:rPr>
+        <w:t>,</w:t>
+      </w:r>
+      <w:r>
+        <w:t>F</w:t>
+      </w:r>
+      <w:r>
+        <w:rPr>
+          <w:lang w:val="ru-RU"/>
+        </w:rPr>
+        <w:t>,9).</w:t>
       </w:r>
     </w:p>
     <w:p>
@@ -2573,14 +2850,7 @@
           <w:rFonts w:hint="eastAsia"/>
           <w:lang w:val="ru-RU"/>
         </w:rPr>
-        <w:t xml:space="preserve"> </w:t>
-      </w:r>
-      <w:r>
-        <w:rPr>
-          <w:rFonts w:hint="eastAsia"/>
-          <w:lang w:val="ru-RU"/>
-        </w:rPr>
-        <w:t>{B,D,F}</w:t>
+        <w:t xml:space="preserve"> {B,D,F}</w:t>
       </w:r>
     </w:p>
     <w:p>
@@ -2624,14 +2894,7 @@
           <w:rFonts w:hint="eastAsia"/>
           <w:lang w:val="ru-RU"/>
         </w:rPr>
-        <w:t xml:space="preserve"> </w:t>
-      </w:r>
-      <w:r>
-        <w:rPr>
-          <w:rFonts w:hint="eastAsia"/>
-          <w:lang w:val="ru-RU"/>
-        </w:rPr>
-        <w:t>{B,D,E,F}</w:t>
+        <w:t xml:space="preserve"> {B,D,E,F}</w:t>
       </w:r>
     </w:p>
     <w:p>
@@ -2675,14 +2938,7 @@
           <w:rFonts w:hint="eastAsia"/>
           <w:lang w:val="ru-RU"/>
         </w:rPr>
-        <w:t xml:space="preserve"> </w:t>
-      </w:r>
-      <w:r>
-        <w:rPr>
-          <w:rFonts w:hint="eastAsia"/>
-          <w:lang w:val="ru-RU"/>
-        </w:rPr>
-        <w:t>{A,B,D,E,F}</w:t>
+        <w:t xml:space="preserve"> {A,B,D,E,F}</w:t>
       </w:r>
     </w:p>
     <w:p>
@@ -3281,114 +3537,81 @@
       </w:pPr>
     </w:p>
     <w:p>
-      <w:pPr>
-        <w:rPr>
-          <w:lang w:val="ru-RU"/>
-        </w:rPr>
-      </w:pPr>
-      <w:r>
-        <w:rPr>
-          <w:lang w:val="ru-RU"/>
-        </w:rPr>
-        <w:t xml:space="preserve">Состав </w:t>
+      <w:r>
+        <w:rPr>
+          <w:lang w:val="ru-RU"/>
+        </w:rPr>
+        <w:t>Состав</w:t>
+      </w:r>
+      <w:r>
+        <w:t xml:space="preserve"> </w:t>
       </w:r>
       <w:r>
         <w:t>MST</w:t>
       </w:r>
       <w:r>
-        <w:rPr>
-          <w:lang w:val="ru-RU"/>
-        </w:rPr>
         <w:t>: (</w:t>
       </w:r>
       <w:r>
         <w:t>A</w:t>
       </w:r>
-      <w:r>
-        <w:rPr>
-          <w:lang w:val="ru-RU"/>
-        </w:rPr>
+      <w:proofErr w:type="gramStart"/>
+      <w:r>
         <w:t>,</w:t>
       </w:r>
       <w:r>
         <w:t>D</w:t>
       </w:r>
-      <w:r>
-        <w:rPr>
-          <w:lang w:val="ru-RU"/>
-        </w:rPr>
+      <w:proofErr w:type="gramEnd"/>
+      <w:r>
         <w:t>), (</w:t>
       </w:r>
       <w:r>
         <w:t>D</w:t>
       </w:r>
       <w:r>
-        <w:rPr>
-          <w:lang w:val="ru-RU"/>
-        </w:rPr>
         <w:t>,</w:t>
       </w:r>
       <w:r>
         <w:t>F</w:t>
       </w:r>
       <w:r>
-        <w:rPr>
-          <w:lang w:val="ru-RU"/>
-        </w:rPr>
         <w:t>), (</w:t>
       </w:r>
       <w:r>
         <w:t>D</w:t>
       </w:r>
       <w:r>
-        <w:rPr>
-          <w:lang w:val="ru-RU"/>
-        </w:rPr>
         <w:t>,</w:t>
       </w:r>
       <w:r>
         <w:t>B</w:t>
       </w:r>
       <w:r>
-        <w:rPr>
-          <w:lang w:val="ru-RU"/>
-        </w:rPr>
         <w:t>), (</w:t>
       </w:r>
       <w:r>
         <w:t>D</w:t>
       </w:r>
       <w:r>
-        <w:rPr>
-          <w:lang w:val="ru-RU"/>
-        </w:rPr>
         <w:t>,</w:t>
       </w:r>
       <w:r>
         <w:t>E</w:t>
       </w:r>
       <w:r>
-        <w:rPr>
-          <w:lang w:val="ru-RU"/>
-        </w:rPr>
         <w:t>), (</w:t>
       </w:r>
       <w:r>
         <w:t>B</w:t>
       </w:r>
       <w:r>
-        <w:rPr>
-          <w:lang w:val="ru-RU"/>
-        </w:rPr>
         <w:t>,</w:t>
       </w:r>
       <w:r>
         <w:t>C</w:t>
       </w:r>
       <w:r>
-        <w:rPr>
-          <w:lang w:val="ru-RU"/>
-        </w:rPr>
         <w:t>).</w:t>
       </w:r>
     </w:p>
@@ -3429,6 +3652,9 @@
     <w:p>
       <w:pPr>
         <w:ind w:left="720"/>
+        <w:rPr>
+          <w:lang w:val="ru-RU"/>
+        </w:rPr>
       </w:pPr>
       <w:r>
         <w:rPr>
@@ -4498,20 +4724,57 @@
           <w:lang w:val="ru-RU"/>
         </w:rPr>
       </w:pPr>
+      <w:r>
+        <w:rPr>
+          <w:rFonts w:ascii="Times New Roman" w:hAnsi="Times New Roman" w:cs="Times New Roman"/>
+          <w:lang w:val="ru-RU"/>
+        </w:rPr>
+        <w:t>Провер</w:t>
+      </w:r>
+      <w:r>
+        <w:rPr>
+          <w:rFonts w:ascii="Times New Roman" w:hAnsi="Times New Roman" w:cs="Times New Roman"/>
+          <w:lang w:val="ru-RU"/>
+        </w:rPr>
+        <w:t xml:space="preserve">ка минимальности: D и E </w:t>
+      </w:r>
       <w:proofErr w:type="spellStart"/>
       <w:r>
         <w:rPr>
           <w:rFonts w:ascii="Times New Roman" w:hAnsi="Times New Roman" w:cs="Times New Roman"/>
           <w:lang w:val="ru-RU"/>
         </w:rPr>
-        <w:t>Провер</w:t>
-      </w:r>
+        <w:t>смежны</w:t>
+      </w:r>
+      <w:proofErr w:type="spellEnd"/>
       <w:r>
         <w:rPr>
           <w:rFonts w:ascii="Times New Roman" w:hAnsi="Times New Roman" w:cs="Times New Roman"/>
           <w:lang w:val="ru-RU"/>
         </w:rPr>
-        <w:t>ка</w:t>
+        <w:t xml:space="preserve"> -</w:t>
+      </w:r>
+      <w:r>
+        <w:rPr>
+          <w:rFonts w:ascii="Times New Roman" w:hAnsi="Times New Roman" w:cs="Times New Roman"/>
+          <w:lang w:val="ru-RU"/>
+        </w:rPr>
+        <w:t xml:space="preserve"> ра</w:t>
+      </w:r>
+      <w:r>
+        <w:rPr>
+          <w:rFonts w:ascii="Times New Roman" w:hAnsi="Times New Roman" w:cs="Times New Roman"/>
+          <w:lang w:val="ru-RU"/>
+        </w:rPr>
+        <w:t xml:space="preserve">зные цвета. B </w:t>
+      </w:r>
+      <w:proofErr w:type="spellStart"/>
+      <w:r>
+        <w:rPr>
+          <w:rFonts w:ascii="Times New Roman" w:hAnsi="Times New Roman" w:cs="Times New Roman"/>
+          <w:lang w:val="ru-RU"/>
+        </w:rPr>
+        <w:t>смежна</w:t>
       </w:r>
       <w:proofErr w:type="spellEnd"/>
       <w:r>
@@ -4519,92 +4782,14 @@
           <w:rFonts w:ascii="Times New Roman" w:hAnsi="Times New Roman" w:cs="Times New Roman"/>
           <w:lang w:val="ru-RU"/>
         </w:rPr>
-        <w:t xml:space="preserve"> </w:t>
-      </w:r>
-      <w:proofErr w:type="spellStart"/>
+        <w:t xml:space="preserve"> с D, E, A -</w:t>
+      </w:r>
       <w:r>
         <w:rPr>
           <w:rFonts w:ascii="Times New Roman" w:hAnsi="Times New Roman" w:cs="Times New Roman"/>
           <w:lang w:val="ru-RU"/>
         </w:rPr>
-        <w:t>минимальности</w:t>
-      </w:r>
-      <w:proofErr w:type="spellEnd"/>
-      <w:r>
-        <w:rPr>
-          <w:rFonts w:ascii="Times New Roman" w:hAnsi="Times New Roman" w:cs="Times New Roman"/>
-          <w:lang w:val="ru-RU"/>
-        </w:rPr>
-        <w:t xml:space="preserve">: D и E </w:t>
-      </w:r>
-      <w:proofErr w:type="spellStart"/>
-      <w:r>
-        <w:rPr>
-          <w:rFonts w:ascii="Times New Roman" w:hAnsi="Times New Roman" w:cs="Times New Roman"/>
-          <w:lang w:val="ru-RU"/>
-        </w:rPr>
-        <w:t>смежны</w:t>
-      </w:r>
-      <w:proofErr w:type="spellEnd"/>
-      <w:r>
-        <w:rPr>
-          <w:rFonts w:ascii="Times New Roman" w:hAnsi="Times New Roman" w:cs="Times New Roman"/>
-          <w:lang w:val="ru-RU"/>
-        </w:rPr>
-        <w:t xml:space="preserve"> -</w:t>
-      </w:r>
-      <w:r>
-        <w:rPr>
-          <w:rFonts w:ascii="Times New Roman" w:hAnsi="Times New Roman" w:cs="Times New Roman"/>
-          <w:lang w:val="ru-RU"/>
-        </w:rPr>
-        <w:t xml:space="preserve"> ра</w:t>
-      </w:r>
-      <w:r>
-        <w:rPr>
-          <w:rFonts w:ascii="Times New Roman" w:hAnsi="Times New Roman" w:cs="Times New Roman"/>
-          <w:lang w:val="ru-RU"/>
-        </w:rPr>
-        <w:t xml:space="preserve">зные цвета. B </w:t>
-      </w:r>
-      <w:proofErr w:type="spellStart"/>
-      <w:r>
-        <w:rPr>
-          <w:rFonts w:ascii="Times New Roman" w:hAnsi="Times New Roman" w:cs="Times New Roman"/>
-          <w:lang w:val="ru-RU"/>
-        </w:rPr>
-        <w:t>смежна</w:t>
-      </w:r>
-      <w:proofErr w:type="spellEnd"/>
-      <w:r>
-        <w:rPr>
-          <w:rFonts w:ascii="Times New Roman" w:hAnsi="Times New Roman" w:cs="Times New Roman"/>
-          <w:lang w:val="ru-RU"/>
-        </w:rPr>
-        <w:t xml:space="preserve"> с D, E, A -</w:t>
-      </w:r>
-      <w:r>
-        <w:rPr>
-          <w:rFonts w:ascii="Times New Roman" w:hAnsi="Times New Roman" w:cs="Times New Roman"/>
-          <w:lang w:val="ru-RU"/>
-        </w:rPr>
-        <w:t xml:space="preserve"> нужен 4-й цвет. </w:t>
-      </w:r>
-      <w:proofErr w:type="spellStart"/>
-      <w:r>
-        <w:rPr>
-          <w:rFonts w:ascii="Times New Roman" w:hAnsi="Times New Roman" w:cs="Times New Roman"/>
-          <w:lang w:val="ru-RU"/>
-        </w:rPr>
-        <w:t>Значит</w:t>
-      </w:r>
-      <w:proofErr w:type="spellEnd"/>
-      <w:r>
-        <w:rPr>
-          <w:rFonts w:ascii="Times New Roman" w:hAnsi="Times New Roman" w:cs="Times New Roman"/>
-          <w:lang w:val="ru-RU"/>
-        </w:rPr>
-        <w:t xml:space="preserve"> χ=4.</w:t>
+        <w:t xml:space="preserve"> нужен 4-й цвет. Значит χ=4.</w:t>
       </w:r>
     </w:p>
     <w:p>
@@ -4712,13 +4897,7 @@
         <w:rPr>
           <w:lang w:val="ru-RU"/>
         </w:rPr>
-        <w:t xml:space="preserve">Цикл 1–2–3–1: (+, -, -) - 2 </w:t>
-      </w:r>
-      <w:r>
-        <w:rPr>
-          <w:lang w:val="ru-RU"/>
-        </w:rPr>
-        <w:t>минуса (чётно) - сбалансирован.</w:t>
+        <w:t>Цикл 1–2–3–1: (+, -, -) - 2 минуса (чётно) - сбалансирован.</w:t>
       </w:r>
     </w:p>
     <w:p>
@@ -4736,13 +4915,7 @@
         <w:rPr>
           <w:lang w:val="ru-RU"/>
         </w:rPr>
-        <w:t xml:space="preserve">Цикл 2–3–4–2: (-, -, +) - 2 </w:t>
-      </w:r>
-      <w:r>
-        <w:rPr>
-          <w:lang w:val="ru-RU"/>
-        </w:rPr>
-        <w:t>минуса (чётно) - сбалансирован.</w:t>
+        <w:t>Цикл 2–3–4–2: (-, -, +) - 2 минуса (чётно) - сбалансирован.</w:t>
       </w:r>
     </w:p>
     <w:p>
@@ -4804,13 +4977,7 @@
         <w:rPr>
           <w:lang w:val="ru-RU"/>
         </w:rPr>
-        <w:t xml:space="preserve">Цикл 1–2–4–5–1: (+, +, -, -) - 2 </w:t>
-      </w:r>
-      <w:r>
-        <w:rPr>
-          <w:lang w:val="ru-RU"/>
-        </w:rPr>
-        <w:t>минуса (чётно) - сбалансирован.</w:t>
+        <w:t>Цикл 1–2–4–5–1: (+, +, -, -) - 2 минуса (чётно) - сбалансирован.</w:t>
       </w:r>
     </w:p>
     <w:p>
@@ -4828,13 +4995,7 @@
         <w:rPr>
           <w:lang w:val="ru-RU"/>
         </w:rPr>
-        <w:t xml:space="preserve">Цикл 1–3–4–5–1: (-, -, -, -) - 4 </w:t>
-      </w:r>
-      <w:r>
-        <w:rPr>
-          <w:lang w:val="ru-RU"/>
-        </w:rPr>
-        <w:t>минуса (чётно) - сбалансирован.</w:t>
+        <w:t>Цикл 1–3–4–5–1: (-, -, -, -) - 4 минуса (чётно) - сбалансирован.</w:t>
       </w:r>
     </w:p>
     <w:p>
@@ -4844,74 +5005,26 @@
           <w:lang w:val="ru-RU"/>
         </w:rPr>
       </w:pPr>
-      <w:proofErr w:type="spellStart"/>
       <w:r>
         <w:rPr>
           <w:rFonts w:ascii="Times New Roman" w:hAnsi="Times New Roman" w:cs="Times New Roman"/>
           <w:lang w:val="ru-RU"/>
         </w:rPr>
-        <w:t>Все</w:t>
-      </w:r>
-      <w:proofErr w:type="spellEnd"/>
+        <w:t>Все ци</w:t>
+      </w:r>
       <w:r>
         <w:rPr>
           <w:rFonts w:ascii="Times New Roman" w:hAnsi="Times New Roman" w:cs="Times New Roman"/>
           <w:lang w:val="ru-RU"/>
         </w:rPr>
-        <w:t xml:space="preserve"> </w:t>
-      </w:r>
-      <w:proofErr w:type="spellStart"/>
+        <w:t>клы имеют чётное число минусов -</w:t>
+      </w:r>
       <w:r>
         <w:rPr>
           <w:rFonts w:ascii="Times New Roman" w:hAnsi="Times New Roman" w:cs="Times New Roman"/>
           <w:lang w:val="ru-RU"/>
         </w:rPr>
-        <w:t>ци</w:t>
-      </w:r>
-      <w:r>
-        <w:rPr>
-          <w:rFonts w:ascii="Times New Roman" w:hAnsi="Times New Roman" w:cs="Times New Roman"/>
-          <w:lang w:val="ru-RU"/>
-        </w:rPr>
-        <w:t>клы</w:t>
-      </w:r>
-      <w:proofErr w:type="spellEnd"/>
-      <w:r>
-        <w:rPr>
-          <w:rFonts w:ascii="Times New Roman" w:hAnsi="Times New Roman" w:cs="Times New Roman"/>
-          <w:lang w:val="ru-RU"/>
-        </w:rPr>
-        <w:t xml:space="preserve"> </w:t>
-      </w:r>
-      <w:proofErr w:type="spellStart"/>
-      <w:r>
-        <w:rPr>
-          <w:rFonts w:ascii="Times New Roman" w:hAnsi="Times New Roman" w:cs="Times New Roman"/>
-          <w:lang w:val="ru-RU"/>
-        </w:rPr>
-        <w:t>имеют</w:t>
-      </w:r>
-      <w:proofErr w:type="spellEnd"/>
-      <w:r>
-        <w:rPr>
-          <w:rFonts w:ascii="Times New Roman" w:hAnsi="Times New Roman" w:cs="Times New Roman"/>
-          <w:lang w:val="ru-RU"/>
-        </w:rPr>
-        <w:t xml:space="preserve"> чётное число минусов -</w:t>
-      </w:r>
-      <w:r>
-        <w:rPr>
-          <w:rFonts w:ascii="Times New Roman" w:hAnsi="Times New Roman" w:cs="Times New Roman"/>
-          <w:lang w:val="ru-RU"/>
-        </w:rPr>
-        <w:t xml:space="preserve"> граф сбалансирован</w:t>
-      </w:r>
-      <w:r>
-        <w:rPr>
-          <w:rFonts w:ascii="Times New Roman" w:hAnsi="Times New Roman" w:cs="Times New Roman"/>
-          <w:lang w:val="ru-RU"/>
-        </w:rPr>
-        <w:t>.</w:t>
+        <w:t xml:space="preserve"> граф сбалансирован.</w:t>
       </w:r>
     </w:p>
     <w:p>
@@ -4921,21 +5034,12 @@
           <w:lang w:val="ru-RU"/>
         </w:rPr>
       </w:pPr>
-      <w:proofErr w:type="spellStart"/>
       <w:r>
         <w:rPr>
           <w:rFonts w:ascii="Times New Roman" w:hAnsi="Times New Roman" w:cs="Times New Roman"/>
           <w:lang w:val="ru-RU"/>
         </w:rPr>
-        <w:t>Разбиение</w:t>
-      </w:r>
-      <w:proofErr w:type="spellEnd"/>
-      <w:r>
-        <w:rPr>
-          <w:rFonts w:ascii="Times New Roman" w:hAnsi="Times New Roman" w:cs="Times New Roman"/>
-          <w:lang w:val="ru-RU"/>
-        </w:rPr>
-        <w:t xml:space="preserve"> на коалиции:</w:t>
+        <w:t>Разбиение на коалиции:</w:t>
       </w:r>
     </w:p>
     <w:p>
@@ -4973,21 +5077,12 @@
           <w:lang w:val="ru-RU"/>
         </w:rPr>
       </w:pPr>
-      <w:proofErr w:type="spellStart"/>
       <w:r>
         <w:rPr>
           <w:rFonts w:ascii="Times New Roman" w:hAnsi="Times New Roman" w:cs="Times New Roman"/>
           <w:lang w:val="ru-RU"/>
         </w:rPr>
-        <w:t>Коалиция</w:t>
-      </w:r>
-      <w:proofErr w:type="spellEnd"/>
-      <w:r>
-        <w:rPr>
-          <w:rFonts w:ascii="Times New Roman" w:hAnsi="Times New Roman" w:cs="Times New Roman"/>
-          <w:lang w:val="ru-RU"/>
-        </w:rPr>
-        <w:t xml:space="preserve"> 2: {3, 5} (внутри нет рёбер)</w:t>
+        <w:t>Коалиция 2: {3, 5} (внутри нет рёбер)</w:t>
       </w:r>
     </w:p>
     <w:p>
@@ -5211,15 +5306,7 @@
           <w:b/>
           <w:lang w:val="ru-RU"/>
         </w:rPr>
-        <w:t>2.</w:t>
-      </w:r>
-      <w:r>
-        <w:rPr>
-          <w:rFonts w:ascii="Times New Roman" w:hAnsi="Times New Roman" w:cs="Times New Roman"/>
-          <w:b/>
-          <w:lang w:val="ru-RU"/>
-        </w:rPr>
-        <w:t xml:space="preserve"> Перенаправление 2 рёбер:</w:t>
+        <w:t>2. Перенаправление 2 рёбер:</w:t>
       </w:r>
     </w:p>
     <w:p>
@@ -5235,28 +5322,12 @@
           <w:lang w:val="ru-RU"/>
         </w:rPr>
       </w:pPr>
-      <w:proofErr w:type="spellStart"/>
       <w:r>
         <w:rPr>
           <w:rFonts w:ascii="Times New Roman" w:hAnsi="Times New Roman" w:cs="Times New Roman"/>
           <w:lang w:val="ru-RU"/>
         </w:rPr>
-        <w:t>Р</w:t>
-      </w:r>
-      <w:r>
-        <w:rPr>
-          <w:rFonts w:ascii="Times New Roman" w:hAnsi="Times New Roman" w:cs="Times New Roman"/>
-          <w:lang w:val="ru-RU"/>
-        </w:rPr>
-        <w:t>ебро</w:t>
-      </w:r>
-      <w:proofErr w:type="spellEnd"/>
-      <w:r>
-        <w:rPr>
-          <w:rFonts w:ascii="Times New Roman" w:hAnsi="Times New Roman" w:cs="Times New Roman"/>
-          <w:lang w:val="ru-RU"/>
-        </w:rPr>
-        <w:t xml:space="preserve"> (1,2) → заменяем на (1,6).</w:t>
+        <w:t>Ребро (1,2) → заменяем на (1,6).</w:t>
       </w:r>
     </w:p>
     <w:p>
@@ -5272,28 +5343,12 @@
           <w:lang w:val="ru-RU"/>
         </w:rPr>
       </w:pPr>
-      <w:proofErr w:type="spellStart"/>
       <w:r>
         <w:rPr>
           <w:rFonts w:ascii="Times New Roman" w:hAnsi="Times New Roman" w:cs="Times New Roman"/>
           <w:lang w:val="ru-RU"/>
         </w:rPr>
-        <w:t>Р</w:t>
-      </w:r>
-      <w:r>
-        <w:rPr>
-          <w:rFonts w:ascii="Times New Roman" w:hAnsi="Times New Roman" w:cs="Times New Roman"/>
-          <w:lang w:val="ru-RU"/>
-        </w:rPr>
-        <w:t>ебро</w:t>
-      </w:r>
-      <w:proofErr w:type="spellEnd"/>
-      <w:r>
-        <w:rPr>
-          <w:rFonts w:ascii="Times New Roman" w:hAnsi="Times New Roman" w:cs="Times New Roman"/>
-          <w:lang w:val="ru-RU"/>
-        </w:rPr>
-        <w:t xml:space="preserve"> (3,4) → заменяем на (3,7).</w:t>
+        <w:t>Ребро (3,4) → заменяем на (3,7).</w:t>
       </w:r>
     </w:p>
     <w:p>
@@ -5343,23 +5398,7 @@
           <w:rFonts w:ascii="Times New Roman" w:hAnsi="Times New Roman" w:cs="Times New Roman"/>
           <w:lang w:val="ru-RU"/>
         </w:rPr>
-        <w:t xml:space="preserve"> N, а </w:t>
-      </w:r>
-      <w:proofErr w:type="spellStart"/>
-      <w:r>
-        <w:rPr>
-          <w:rFonts w:ascii="Times New Roman" w:hAnsi="Times New Roman" w:cs="Times New Roman"/>
-          <w:lang w:val="ru-RU"/>
-        </w:rPr>
-        <w:t>не</w:t>
-      </w:r>
-      <w:proofErr w:type="spellEnd"/>
-      <w:r>
-        <w:rPr>
-          <w:rFonts w:ascii="Times New Roman" w:hAnsi="Times New Roman" w:cs="Times New Roman"/>
-          <w:lang w:val="ru-RU"/>
-        </w:rPr>
-        <w:t xml:space="preserve"> линейно.</w:t>
+        <w:t xml:space="preserve"> N, а не линейно.</w:t>
       </w:r>
     </w:p>
     <w:p>
@@ -5913,6 +5952,7 @@
         <w:docPartUnique/>
       </w:docPartObj>
     </w:sdtPr>
+    <w:sdtEndPr/>
     <w:sdtContent>
       <w:p>
         <w:pPr>
@@ -28919,533 +28959,6 @@
     </w:rPr>
   </w:style>
 </w:styles>
-</file>
-
-<file path=word/glossary/document.xml><?xml version="1.0" encoding="utf-8"?>
-<w:glossaryDocument xmlns:wpc="http://schemas.microsoft.com/office/word/2010/wordprocessingCanvas" xmlns:mc="http://schemas.openxmlformats.org/markup-compatibility/2006" xmlns:o="urn:schemas-microsoft-com:office:office" xmlns:r="http://schemas.openxmlformats.org/officeDocument/2006/relationships" xmlns:m="http://schemas.openxmlformats.org/officeDocument/2006/math" xmlns:v="urn:schemas-microsoft-com:vml" xmlns:wp14="http://schemas.microsoft.com/office/word/2010/wordprocessingDrawing" xmlns:wp="http://schemas.openxmlformats.org/drawingml/2006/wordprocessingDrawing" xmlns:w10="urn:schemas-microsoft-com:office:word" xmlns:w="http://schemas.openxmlformats.org/wordprocessingml/2006/main" xmlns:w14="http://schemas.microsoft.com/office/word/2010/wordml" xmlns:wpg="http://schemas.microsoft.com/office/word/2010/wordprocessingGroup" xmlns:wpi="http://schemas.microsoft.com/office/word/2010/wordprocessingInk" xmlns:wne="http://schemas.microsoft.com/office/word/2006/wordml" xmlns:wps="http://schemas.microsoft.com/office/word/2010/wordprocessingShape" mc:Ignorable="w14 wp14"/>
-</file>
-
-<file path=word/glossary/fontTable.xml><?xml version="1.0" encoding="utf-8"?>
-<w:fonts xmlns:mc="http://schemas.openxmlformats.org/markup-compatibility/2006" xmlns:r="http://schemas.openxmlformats.org/officeDocument/2006/relationships" xmlns:w="http://schemas.openxmlformats.org/wordprocessingml/2006/main" xmlns:w14="http://schemas.microsoft.com/office/word/2010/wordml" mc:Ignorable="w14">
-  <w:font w:name="Symbol">
-    <w:panose1 w:val="05050102010706020507"/>
-    <w:charset w:val="02"/>
-    <w:family w:val="roman"/>
-    <w:pitch w:val="variable"/>
-    <w:sig w:usb0="00000000" w:usb1="10000000" w:usb2="00000000" w:usb3="00000000" w:csb0="80000000" w:csb1="00000000"/>
-  </w:font>
-  <w:font w:name="Times New Roman">
-    <w:panose1 w:val="02020603050405020304"/>
-    <w:charset w:val="CC"/>
-    <w:family w:val="roman"/>
-    <w:pitch w:val="variable"/>
-    <w:sig w:usb0="E0002EFF" w:usb1="C000785B" w:usb2="00000009" w:usb3="00000000" w:csb0="000001FF" w:csb1="00000000"/>
-  </w:font>
-  <w:font w:name="Courier New">
-    <w:panose1 w:val="02070309020205020404"/>
-    <w:charset w:val="CC"/>
-    <w:family w:val="modern"/>
-    <w:pitch w:val="fixed"/>
-    <w:sig w:usb0="E0002EFF" w:usb1="C0007843" w:usb2="00000009" w:usb3="00000000" w:csb0="000001FF" w:csb1="00000000"/>
-  </w:font>
-  <w:font w:name="Wingdings">
-    <w:panose1 w:val="05000000000000000000"/>
-    <w:charset w:val="02"/>
-    <w:family w:val="auto"/>
-    <w:pitch w:val="variable"/>
-    <w:sig w:usb0="00000000" w:usb1="10000000" w:usb2="00000000" w:usb3="00000000" w:csb0="80000000" w:csb1="00000000"/>
-  </w:font>
-  <w:font w:name="Cambria">
-    <w:panose1 w:val="02040503050406030204"/>
-    <w:charset w:val="CC"/>
-    <w:family w:val="roman"/>
-    <w:pitch w:val="variable"/>
-    <w:sig w:usb0="E00006FF" w:usb1="420024FF" w:usb2="02000000" w:usb3="00000000" w:csb0="0000019F" w:csb1="00000000"/>
-  </w:font>
-  <w:font w:name="MS Mincho">
-    <w:altName w:val="MS Gothic"/>
-    <w:panose1 w:val="02020609040205080304"/>
-    <w:charset w:val="80"/>
-    <w:family w:val="roman"/>
-    <w:notTrueType/>
-    <w:pitch w:val="fixed"/>
-    <w:sig w:usb0="00000000" w:usb1="08070000" w:usb2="00000010" w:usb3="00000000" w:csb0="00020000" w:csb1="00000000"/>
-  </w:font>
-  <w:font w:name="Calibri">
-    <w:panose1 w:val="020F0502020204030204"/>
-    <w:charset w:val="CC"/>
-    <w:family w:val="swiss"/>
-    <w:pitch w:val="variable"/>
-    <w:sig w:usb0="E4002EFF" w:usb1="C000247B" w:usb2="00000009" w:usb3="00000000" w:csb0="000001FF" w:csb1="00000000"/>
-  </w:font>
-  <w:font w:name="MS Gothic">
-    <w:altName w:val="ＭＳ ゴシック"/>
-    <w:panose1 w:val="020B0609070205080204"/>
-    <w:charset w:val="80"/>
-    <w:family w:val="modern"/>
-    <w:pitch w:val="fixed"/>
-    <w:sig w:usb0="E00002FF" w:usb1="6AC7FDFB" w:usb2="08000012" w:usb3="00000000" w:csb0="0002009F" w:csb1="00000000"/>
-  </w:font>
-  <w:font w:name="Courier">
-    <w:panose1 w:val="02070409020205020404"/>
-    <w:charset w:val="00"/>
-    <w:family w:val="modern"/>
-    <w:notTrueType/>
-    <w:pitch w:val="fixed"/>
-    <w:sig w:usb0="00000003" w:usb1="00000000" w:usb2="00000000" w:usb3="00000000" w:csb0="00000001" w:csb1="00000000"/>
-  </w:font>
-  <w:font w:name="Tahoma">
-    <w:panose1 w:val="020B0604030504040204"/>
-    <w:charset w:val="CC"/>
-    <w:family w:val="swiss"/>
-    <w:pitch w:val="variable"/>
-    <w:sig w:usb0="E1002EFF" w:usb1="C000605B" w:usb2="00000029" w:usb3="00000000" w:csb0="000101FF" w:csb1="00000000"/>
-  </w:font>
-</w:fonts>
-</file>
-
-<file path=word/glossary/settings.xml><?xml version="1.0" encoding="utf-8"?>
-<w:settings xmlns:mc="http://schemas.openxmlformats.org/markup-compatibility/2006" xmlns:o="urn:schemas-microsoft-com:office:office" xmlns:r="http://schemas.openxmlformats.org/officeDocument/2006/relationships" xmlns:m="http://schemas.openxmlformats.org/officeDocument/2006/math" xmlns:v="urn:schemas-microsoft-com:vml" xmlns:w10="urn:schemas-microsoft-com:office:word" xmlns:w="http://schemas.openxmlformats.org/wordprocessingml/2006/main" xmlns:w14="http://schemas.microsoft.com/office/word/2010/wordml" xmlns:sl="http://schemas.openxmlformats.org/schemaLibrary/2006/main" mc:Ignorable="w14">
-  <w:view w:val="normal"/>
-  <w:defaultTabStop w:val="708"/>
-  <w:characterSpacingControl w:val="doNotCompress"/>
-  <w:compat>
-    <w:useFELayout/>
-    <w:compatSetting w:name="compatibilityMode" w:uri="http://schemas.microsoft.com/office/word" w:val="14"/>
-    <w:compatSetting w:name="overrideTableStyleFontSizeAndJustification" w:uri="http://schemas.microsoft.com/office/word" w:val="1"/>
-    <w:compatSetting w:name="enableOpenTypeFeatures" w:uri="http://schemas.microsoft.com/office/word" w:val="1"/>
-    <w:compatSetting w:name="doNotFlipMirrorIndents" w:uri="http://schemas.microsoft.com/office/word" w:val="1"/>
-  </w:compat>
-  <w:rsids>
-    <w:rsidRoot w:val="009C1F1B"/>
-    <w:rsid w:val="009C1F1B"/>
-    <w:rsid w:val="00C04560"/>
-  </w:rsids>
-  <m:mathPr>
-    <m:mathFont m:val="Cambria Math"/>
-    <m:brkBin m:val="before"/>
-    <m:brkBinSub m:val="--"/>
-    <m:smallFrac m:val="0"/>
-    <m:dispDef/>
-    <m:lMargin m:val="0"/>
-    <m:rMargin m:val="0"/>
-    <m:defJc m:val="centerGroup"/>
-    <m:wrapIndent m:val="1440"/>
-    <m:intLim m:val="subSup"/>
-    <m:naryLim m:val="undOvr"/>
-  </m:mathPr>
-  <w:themeFontLang w:val="ru-RU"/>
-  <w:clrSchemeMapping w:bg1="light1" w:t1="dark1" w:bg2="light2" w:t2="dark2" w:accent1="accent1" w:accent2="accent2" w:accent3="accent3" w:accent4="accent4" w:accent5="accent5" w:accent6="accent6" w:hyperlink="hyperlink" w:followedHyperlink="followedHyperlink"/>
-  <w:decimalSymbol w:val=","/>
-  <w:listSeparator w:val=";"/>
-</w:settings>
-</file>
-
-<file path=word/glossary/styles.xml><?xml version="1.0" encoding="utf-8"?>
-<w:styles xmlns:mc="http://schemas.openxmlformats.org/markup-compatibility/2006" xmlns:r="http://schemas.openxmlformats.org/officeDocument/2006/relationships" xmlns:w="http://schemas.openxmlformats.org/wordprocessingml/2006/main" xmlns:w14="http://schemas.microsoft.com/office/word/2010/wordml" mc:Ignorable="w14">
-  <w:docDefaults>
-    <w:rPrDefault>
-      <w:rPr>
-        <w:rFonts w:asciiTheme="minorHAnsi" w:eastAsiaTheme="minorEastAsia" w:hAnsiTheme="minorHAnsi" w:cstheme="minorBidi"/>
-        <w:sz w:val="22"/>
-        <w:szCs w:val="22"/>
-        <w:lang w:val="ru-RU" w:eastAsia="ru-RU" w:bidi="ar-SA"/>
-      </w:rPr>
-    </w:rPrDefault>
-    <w:pPrDefault>
-      <w:pPr>
-        <w:spacing w:after="200" w:line="276" w:lineRule="auto"/>
-      </w:pPr>
-    </w:pPrDefault>
-  </w:docDefaults>
-  <w:latentStyles w:defLockedState="0" w:defUIPriority="99" w:defSemiHidden="1" w:defUnhideWhenUsed="1" w:defQFormat="0" w:count="267">
-    <w:lsdException w:name="Normal" w:semiHidden="0" w:uiPriority="0" w:unhideWhenUsed="0" w:qFormat="1"/>
-    <w:lsdException w:name="heading 1" w:semiHidden="0" w:uiPriority="9" w:unhideWhenUsed="0" w:qFormat="1"/>
-    <w:lsdException w:name="heading 2" w:uiPriority="9" w:qFormat="1"/>
-    <w:lsdException w:name="heading 3" w:uiPriority="9" w:qFormat="1"/>
-    <w:lsdException w:name="heading 4" w:uiPriority="9" w:qFormat="1"/>
-    <w:lsdException w:name="heading 5" w:uiPriority="9" w:qFormat="1"/>
-    <w:lsdException w:name="heading 6" w:uiPriority="9" w:qFormat="1"/>
-    <w:lsdException w:name="heading 7" w:uiPriority="9" w:qFormat="1"/>
-    <w:lsdException w:name="heading 8" w:uiPriority="9" w:qFormat="1"/>
-    <w:lsdException w:name="heading 9" w:uiPriority="9" w:qFormat="1"/>
-    <w:lsdException w:name="toc 1" w:uiPriority="39"/>
-    <w:lsdException w:name="toc 2" w:uiPriority="39"/>
-    <w:lsdException w:name="toc 3" w:uiPriority="39"/>
-    <w:lsdException w:name="toc 4" w:uiPriority="39"/>
-    <w:lsdException w:name="toc 5" w:uiPriority="39"/>
-    <w:lsdException w:name="toc 6" w:uiPriority="39"/>
-    <w:lsdException w:name="toc 7" w:uiPriority="39"/>
-    <w:lsdException w:name="toc 8" w:uiPriority="39"/>
-    <w:lsdException w:name="toc 9" w:uiPriority="39"/>
-    <w:lsdException w:name="caption" w:uiPriority="35" w:qFormat="1"/>
-    <w:lsdException w:name="Title" w:semiHidden="0" w:uiPriority="10" w:unhideWhenUsed="0" w:qFormat="1"/>
-    <w:lsdException w:name="Default Paragraph Font" w:uiPriority="1"/>
-    <w:lsdException w:name="Subtitle" w:semiHidden="0" w:uiPriority="11" w:unhideWhenUsed="0" w:qFormat="1"/>
-    <w:lsdException w:name="Strong" w:semiHidden="0" w:uiPriority="22" w:unhideWhenUsed="0" w:qFormat="1"/>
-    <w:lsdException w:name="Emphasis" w:semiHidden="0" w:uiPriority="20" w:unhideWhenUsed="0" w:qFormat="1"/>
-    <w:lsdException w:name="Table Grid" w:semiHidden="0" w:uiPriority="59" w:unhideWhenUsed="0"/>
-    <w:lsdException w:name="Placeholder Text" w:unhideWhenUsed="0"/>
-    <w:lsdException w:name="No Spacing" w:semiHidden="0" w:uiPriority="1" w:unhideWhenUsed="0" w:qFormat="1"/>
-    <w:lsdException w:name="Light Shading" w:semiHidden="0" w:uiPriority="60" w:unhideWhenUsed="0"/>
-    <w:lsdException w:name="Light List" w:semiHidden="0" w:uiPriority="61" w:unhideWhenUsed="0"/>
-    <w:lsdException w:name="Light Grid" w:semiHidden="0" w:uiPriority="62" w:unhideWhenUsed="0"/>
-    <w:lsdException w:name="Medium Shading 1" w:semiHidden="0" w:uiPriority="63" w:unhideWhenUsed="0"/>
-    <w:lsdException w:name="Medium Shading 2" w:semiHidden="0" w:uiPriority="64" w:unhideWhenUsed="0"/>
-    <w:lsdException w:name="Medium List 1" w:semiHidden="0" w:uiPriority="65" w:unhideWhenUsed="0"/>
-    <w:lsdException w:name="Medium List 2" w:semiHidden="0" w:uiPriority="66" w:unhideWhenUsed="0"/>
-    <w:lsdException w:name="Medium Grid 1" w:semiHidden="0" w:uiPriority="67" w:unhideWhenUsed="0"/>
-    <w:lsdException w:name="Medium Grid 2" w:semiHidden="0" w:uiPriority="68" w:unhideWhenUsed="0"/>
-    <w:lsdException w:name="Medium Grid 3" w:semiHidden="0" w:uiPriority="69" w:unhideWhenUsed="0"/>
-    <w:lsdException w:name="Dark List" w:semiHidden="0" w:uiPriority="70" w:unhideWhenUsed="0"/>
-    <w:lsdException w:name="Colorful Shading" w:semiHidden="0" w:uiPriority="71" w:unhideWhenUsed="0"/>
-    <w:lsdException w:name="Colorful List" w:semiHidden="0" w:uiPriority="72" w:unhideWhenUsed="0"/>
-    <w:lsdException w:name="Colorful Grid" w:semiHidden="0" w:uiPriority="73" w:unhideWhenUsed="0"/>
-    <w:lsdException w:name="Light Shading Accent 1" w:semiHidden="0" w:uiPriority="60" w:unhideWhenUsed="0"/>
-    <w:lsdException w:name="Light List Accent 1" w:semiHidden="0" w:uiPriority="61" w:unhideWhenUsed="0"/>
-    <w:lsdException w:name="Light Grid Accent 1" w:semiHidden="0" w:uiPriority="62" w:unhideWhenUsed="0"/>
-    <w:lsdException w:name="Medium Shading 1 Accent 1" w:semiHidden="0" w:uiPriority="63" w:unhideWhenUsed="0"/>
-    <w:lsdException w:name="Medium Shading 2 Accent 1" w:semiHidden="0" w:uiPriority="64" w:unhideWhenUsed="0"/>
-    <w:lsdException w:name="Medium List 1 Accent 1" w:semiHidden="0" w:uiPriority="65" w:unhideWhenUsed="0"/>
-    <w:lsdException w:name="Revision" w:unhideWhenUsed="0"/>
-    <w:lsdException w:name="List Paragraph" w:semiHidden="0" w:uiPriority="34" w:unhideWhenUsed="0" w:qFormat="1"/>
-    <w:lsdException w:name="Quote" w:semiHidden="0" w:uiPriority="29" w:unhideWhenUsed="0" w:qFormat="1"/>
-    <w:lsdException w:name="Intense Quote" w:semiHidden="0" w:uiPriority="30" w:unhideWhenUsed="0" w:qFormat="1"/>
-    <w:lsdException w:name="Medium List 2 Accent 1" w:semiHidden="0" w:uiPriority="66" w:unhideWhenUsed="0"/>
-    <w:lsdException w:name="Medium Grid 1 Accent 1" w:semiHidden="0" w:uiPriority="67" w:unhideWhenUsed="0"/>
-    <w:lsdException w:name="Medium Grid 2 Accent 1" w:semiHidden="0" w:uiPriority="68" w:unhideWhenUsed="0"/>
-    <w:lsdException w:name="Medium Grid 3 Accent 1" w:semiHidden="0" w:uiPriority="69" w:unhideWhenUsed="0"/>
-    <w:lsdException w:name="Dark List Accent 1" w:semiHidden="0" w:uiPriority="70" w:unhideWhenUsed="0"/>
-    <w:lsdException w:name="Colorful Shading Accent 1" w:semiHidden="0" w:uiPriority="71" w:unhideWhenUsed="0"/>
-    <w:lsdException w:name="Colorful List Accent 1" w:semiHidden="0" w:uiPriority="72" w:unhideWhenUsed="0"/>
-    <w:lsdException w:name="Colorful Grid Accent 1" w:semiHidden="0" w:uiPriority="73" w:unhideWhenUsed="0"/>
-    <w:lsdException w:name="Light Shading Accent 2" w:semiHidden="0" w:uiPriority="60" w:unhideWhenUsed="0"/>
-    <w:lsdException w:name="Light List Accent 2" w:semiHidden="0" w:uiPriority="61" w:unhideWhenUsed="0"/>
-    <w:lsdException w:name="Light Grid Accent 2" w:semiHidden="0" w:uiPriority="62" w:unhideWhenUsed="0"/>
-    <w:lsdException w:name="Medium Shading 1 Accent 2" w:semiHidden="0" w:uiPriority="63" w:unhideWhenUsed="0"/>
-    <w:lsdException w:name="Medium Shading 2 Accent 2" w:semiHidden="0" w:uiPriority="64" w:unhideWhenUsed="0"/>
-    <w:lsdException w:name="Medium List 1 Accent 2" w:semiHidden="0" w:uiPriority="65" w:unhideWhenUsed="0"/>
-    <w:lsdException w:name="Medium List 2 Accent 2" w:semiHidden="0" w:uiPriority="66" w:unhideWhenUsed="0"/>
-    <w:lsdException w:name="Medium Grid 1 Accent 2" w:semiHidden="0" w:uiPriority="67" w:unhideWhenUsed="0"/>
-    <w:lsdException w:name="Medium Grid 2 Accent 2" w:semiHidden="0" w:uiPriority="68" w:unhideWhenUsed="0"/>
-    <w:lsdException w:name="Medium Grid 3 Accent 2" w:semiHidden="0" w:uiPriority="69" w:unhideWhenUsed="0"/>
-    <w:lsdException w:name="Dark List Accent 2" w:semiHidden="0" w:uiPriority="70" w:unhideWhenUsed="0"/>
-    <w:lsdException w:name="Colorful Shading Accent 2" w:semiHidden="0" w:uiPriority="71" w:unhideWhenUsed="0"/>
-    <w:lsdException w:name="Colorful List Accent 2" w:semiHidden="0" w:uiPriority="72" w:unhideWhenUsed="0"/>
-    <w:lsdException w:name="Colorful Grid Accent 2" w:semiHidden="0" w:uiPriority="73" w:unhideWhenUsed="0"/>
-    <w:lsdException w:name="Light Shading Accent 3" w:semiHidden="0" w:uiPriority="60" w:unhideWhenUsed="0"/>
-    <w:lsdException w:name="Light List Accent 3" w:semiHidden="0" w:uiPriority="61" w:unhideWhenUsed="0"/>
-    <w:lsdException w:name="Light Grid Accent 3" w:semiHidden="0" w:uiPriority="62" w:unhideWhenUsed="0"/>
-    <w:lsdException w:name="Medium Shading 1 Accent 3" w:semiHidden="0" w:uiPriority="63" w:unhideWhenUsed="0"/>
-    <w:lsdException w:name="Medium Shading 2 Accent 3" w:semiHidden="0" w:uiPriority="64" w:unhideWhenUsed="0"/>
-    <w:lsdException w:name="Medium List 1 Accent 3" w:semiHidden="0" w:uiPriority="65" w:unhideWhenUsed="0"/>
-    <w:lsdException w:name="Medium List 2 Accent 3" w:semiHidden="0" w:uiPriority="66" w:unhideWhenUsed="0"/>
-    <w:lsdException w:name="Medium Grid 1 Accent 3" w:semiHidden="0" w:uiPriority="67" w:unhideWhenUsed="0"/>
-    <w:lsdException w:name="Medium Grid 2 Accent 3" w:semiHidden="0" w:uiPriority="68" w:unhideWhenUsed="0"/>
-    <w:lsdException w:name="Medium Grid 3 Accent 3" w:semiHidden="0" w:uiPriority="69" w:unhideWhenUsed="0"/>
-    <w:lsdException w:name="Dark List Accent 3" w:semiHidden="0" w:uiPriority="70" w:unhideWhenUsed="0"/>
-    <w:lsdException w:name="Colorful Shading Accent 3" w:semiHidden="0" w:uiPriority="71" w:unhideWhenUsed="0"/>
-    <w:lsdException w:name="Colorful List Accent 3" w:semiHidden="0" w:uiPriority="72" w:unhideWhenUsed="0"/>
-    <w:lsdException w:name="Colorful Grid Accent 3" w:semiHidden="0" w:uiPriority="73" w:unhideWhenUsed="0"/>
-    <w:lsdException w:name="Light Shading Accent 4" w:semiHidden="0" w:uiPriority="60" w:unhideWhenUsed="0"/>
-    <w:lsdException w:name="Light List Accent 4" w:semiHidden="0" w:uiPriority="61" w:unhideWhenUsed="0"/>
-    <w:lsdException w:name="Light Grid Accent 4" w:semiHidden="0" w:uiPriority="62" w:unhideWhenUsed="0"/>
-    <w:lsdException w:name="Medium Shading 1 Accent 4" w:semiHidden="0" w:uiPriority="63" w:unhideWhenUsed="0"/>
-    <w:lsdException w:name="Medium Shading 2 Accent 4" w:semiHidden="0" w:uiPriority="64" w:unhideWhenUsed="0"/>
-    <w:lsdException w:name="Medium List 1 Accent 4" w:semiHidden="0" w:uiPriority="65" w:unhideWhenUsed="0"/>
-    <w:lsdException w:name="Medium List 2 Accent 4" w:semiHidden="0" w:uiPriority="66" w:unhideWhenUsed="0"/>
-    <w:lsdException w:name="Medium Grid 1 Accent 4" w:semiHidden="0" w:uiPriority="67" w:unhideWhenUsed="0"/>
-    <w:lsdException w:name="Medium Grid 2 Accent 4" w:semiHidden="0" w:uiPriority="68" w:unhideWhenUsed="0"/>
-    <w:lsdException w:name="Medium Grid 3 Accent 4" w:semiHidden="0" w:uiPriority="69" w:unhideWhenUsed="0"/>
-    <w:lsdException w:name="Dark List Accent 4" w:semiHidden="0" w:uiPriority="70" w:unhideWhenUsed="0"/>
-    <w:lsdException w:name="Colorful Shading Accent 4" w:semiHidden="0" w:uiPriority="71" w:unhideWhenUsed="0"/>
-    <w:lsdException w:name="Colorful List Accent 4" w:semiHidden="0" w:uiPriority="72" w:unhideWhenUsed="0"/>
-    <w:lsdException w:name="Colorful Grid Accent 4" w:semiHidden="0" w:uiPriority="73" w:unhideWhenUsed="0"/>
-    <w:lsdException w:name="Light Shading Accent 5" w:semiHidden="0" w:uiPriority="60" w:unhideWhenUsed="0"/>
-    <w:lsdException w:name="Light List Accent 5" w:semiHidden="0" w:uiPriority="61" w:unhideWhenUsed="0"/>
-    <w:lsdException w:name="Light Grid Accent 5" w:semiHidden="0" w:uiPriority="62" w:unhideWhenUsed="0"/>
-    <w:lsdException w:name="Medium Shading 1 Accent 5" w:semiHidden="0" w:uiPriority="63" w:unhideWhenUsed="0"/>
-    <w:lsdException w:name="Medium Shading 2 Accent 5" w:semiHidden="0" w:uiPriority="64" w:unhideWhenUsed="0"/>
-    <w:lsdException w:name="Medium List 1 Accent 5" w:semiHidden="0" w:uiPriority="65" w:unhideWhenUsed="0"/>
-    <w:lsdException w:name="Medium List 2 Accent 5" w:semiHidden="0" w:uiPriority="66" w:unhideWhenUsed="0"/>
-    <w:lsdException w:name="Medium Grid 1 Accent 5" w:semiHidden="0" w:uiPriority="67" w:unhideWhenUsed="0"/>
-    <w:lsdException w:name="Medium Grid 2 Accent 5" w:semiHidden="0" w:uiPriority="68" w:unhideWhenUsed="0"/>
-    <w:lsdException w:name="Medium Grid 3 Accent 5" w:semiHidden="0" w:uiPriority="69" w:unhideWhenUsed="0"/>
-    <w:lsdException w:name="Dark List Accent 5" w:semiHidden="0" w:uiPriority="70" w:unhideWhenUsed="0"/>
-    <w:lsdException w:name="Colorful Shading Accent 5" w:semiHidden="0" w:uiPriority="71" w:unhideWhenUsed="0"/>
-    <w:lsdException w:name="Colorful List Accent 5" w:semiHidden="0" w:uiPriority="72" w:unhideWhenUsed="0"/>
-    <w:lsdException w:name="Colorful Grid Accent 5" w:semiHidden="0" w:uiPriority="73" w:unhideWhenUsed="0"/>
-    <w:lsdException w:name="Light Shading Accent 6" w:semiHidden="0" w:uiPriority="60" w:unhideWhenUsed="0"/>
-    <w:lsdException w:name="Light List Accent 6" w:semiHidden="0" w:uiPriority="61" w:unhideWhenUsed="0"/>
-    <w:lsdException w:name="Light Grid Accent 6" w:semiHidden="0" w:uiPriority="62" w:unhideWhenUsed="0"/>
-    <w:lsdException w:name="Medium Shading 1 Accent 6" w:semiHidden="0" w:uiPriority="63" w:unhideWhenUsed="0"/>
-    <w:lsdException w:name="Medium Shading 2 Accent 6" w:semiHidden="0" w:uiPriority="64" w:unhideWhenUsed="0"/>
-    <w:lsdException w:name="Medium List 1 Accent 6" w:semiHidden="0" w:uiPriority="65" w:unhideWhenUsed="0"/>
-    <w:lsdException w:name="Medium List 2 Accent 6" w:semiHidden="0" w:uiPriority="66" w:unhideWhenUsed="0"/>
-    <w:lsdException w:name="Medium Grid 1 Accent 6" w:semiHidden="0" w:uiPriority="67" w:unhideWhenUsed="0"/>
-    <w:lsdException w:name="Medium Grid 2 Accent 6" w:semiHidden="0" w:uiPriority="68" w:unhideWhenUsed="0"/>
-    <w:lsdException w:name="Medium Grid 3 Accent 6" w:semiHidden="0" w:uiPriority="69" w:unhideWhenUsed="0"/>
-    <w:lsdException w:name="Dark List Accent 6" w:semiHidden="0" w:uiPriority="70" w:unhideWhenUsed="0"/>
-    <w:lsdException w:name="Colorful Shading Accent 6" w:semiHidden="0" w:uiPriority="71" w:unhideWhenUsed="0"/>
-    <w:lsdException w:name="Colorful List Accent 6" w:semiHidden="0" w:uiPriority="72" w:unhideWhenUsed="0"/>
-    <w:lsdException w:name="Colorful Grid Accent 6" w:semiHidden="0" w:uiPriority="73" w:unhideWhenUsed="0"/>
-    <w:lsdException w:name="Subtle Emphasis" w:semiHidden="0" w:uiPriority="19" w:unhideWhenUsed="0" w:qFormat="1"/>
-    <w:lsdException w:name="Intense Emphasis" w:semiHidden="0" w:uiPriority="21" w:unhideWhenUsed="0" w:qFormat="1"/>
-    <w:lsdException w:name="Subtle Reference" w:semiHidden="0" w:uiPriority="31" w:unhideWhenUsed="0" w:qFormat="1"/>
-    <w:lsdException w:name="Intense Reference" w:semiHidden="0" w:uiPriority="32" w:unhideWhenUsed="0" w:qFormat="1"/>
-    <w:lsdException w:name="Book Title" w:semiHidden="0" w:uiPriority="33" w:unhideWhenUsed="0" w:qFormat="1"/>
-    <w:lsdException w:name="Bibliography" w:uiPriority="37"/>
-    <w:lsdException w:name="TOC Heading" w:uiPriority="39" w:qFormat="1"/>
-  </w:latentStyles>
-  <w:style w:type="paragraph" w:default="1" w:styleId="a">
-    <w:name w:val="Normal"/>
-    <w:qFormat/>
-  </w:style>
-  <w:style w:type="character" w:default="1" w:styleId="a0">
-    <w:name w:val="Default Paragraph Font"/>
-    <w:uiPriority w:val="1"/>
-    <w:semiHidden/>
-    <w:unhideWhenUsed/>
-  </w:style>
-  <w:style w:type="table" w:default="1" w:styleId="a1">
-    <w:name w:val="Normal Table"/>
-    <w:uiPriority w:val="99"/>
-    <w:semiHidden/>
-    <w:unhideWhenUsed/>
-    <w:tblPr>
-      <w:tblInd w:w="0" w:type="dxa"/>
-      <w:tblCellMar>
-        <w:top w:w="0" w:type="dxa"/>
-        <w:left w:w="108" w:type="dxa"/>
-        <w:bottom w:w="0" w:type="dxa"/>
-        <w:right w:w="108" w:type="dxa"/>
-      </w:tblCellMar>
-    </w:tblPr>
-  </w:style>
-  <w:style w:type="numbering" w:default="1" w:styleId="a2">
-    <w:name w:val="No List"/>
-    <w:uiPriority w:val="99"/>
-    <w:semiHidden/>
-    <w:unhideWhenUsed/>
-  </w:style>
-  <w:style w:type="character" w:styleId="a3">
-    <w:name w:val="Placeholder Text"/>
-    <w:basedOn w:val="a0"/>
-    <w:uiPriority w:val="99"/>
-    <w:semiHidden/>
-    <w:rsid w:val="009C1F1B"/>
-    <w:rPr>
-      <w:color w:val="808080"/>
-    </w:rPr>
-  </w:style>
-</w:styles>
-</file>
-
-<file path=word/glossary/stylesWithEffects.xml><?xml version="1.0" encoding="utf-8"?>
-<w:styles xmlns:wpc="http://schemas.microsoft.com/office/word/2010/wordprocessingCanvas" xmlns:mc="http://schemas.openxmlformats.org/markup-compatibility/2006" xmlns:o="urn:schemas-microsoft-com:office:office" xmlns:r="http://schemas.openxmlformats.org/officeDocument/2006/relationships" xmlns:m="http://schemas.openxmlformats.org/officeDocument/2006/math" xmlns:v="urn:schemas-microsoft-com:vml" xmlns:wp14="http://schemas.microsoft.com/office/word/2010/wordprocessingDrawing" xmlns:wp="http://schemas.openxmlformats.org/drawingml/2006/wordprocessingDrawing" xmlns:w10="urn:schemas-microsoft-com:office:word" xmlns:w="http://schemas.openxmlformats.org/wordprocessingml/2006/main" xmlns:w14="http://schemas.microsoft.com/office/word/2010/wordml" xmlns:wpg="http://schemas.microsoft.com/office/word/2010/wordprocessingGroup" xmlns:wpi="http://schemas.microsoft.com/office/word/2010/wordprocessingInk" xmlns:wne="http://schemas.microsoft.com/office/word/2006/wordml" xmlns:wps="http://schemas.microsoft.com/office/word/2010/wordprocessingShape" mc:Ignorable="w14 wp14">
-  <w:docDefaults>
-    <w:rPrDefault>
-      <w:rPr>
-        <w:rFonts w:asciiTheme="minorHAnsi" w:eastAsiaTheme="minorEastAsia" w:hAnsiTheme="minorHAnsi" w:cstheme="minorBidi"/>
-        <w:sz w:val="22"/>
-        <w:szCs w:val="22"/>
-        <w:lang w:val="ru-RU" w:eastAsia="ru-RU" w:bidi="ar-SA"/>
-      </w:rPr>
-    </w:rPrDefault>
-    <w:pPrDefault>
-      <w:pPr>
-        <w:spacing w:after="200" w:line="276" w:lineRule="auto"/>
-      </w:pPr>
-    </w:pPrDefault>
-  </w:docDefaults>
-  <w:latentStyles w:defLockedState="0" w:defUIPriority="99" w:defSemiHidden="1" w:defUnhideWhenUsed="1" w:defQFormat="0" w:count="267">
-    <w:lsdException w:name="Normal" w:semiHidden="0" w:uiPriority="0" w:unhideWhenUsed="0" w:qFormat="1"/>
-    <w:lsdException w:name="heading 1" w:semiHidden="0" w:uiPriority="9" w:unhideWhenUsed="0" w:qFormat="1"/>
-    <w:lsdException w:name="heading 2" w:uiPriority="9" w:qFormat="1"/>
-    <w:lsdException w:name="heading 3" w:uiPriority="9" w:qFormat="1"/>
-    <w:lsdException w:name="heading 4" w:uiPriority="9" w:qFormat="1"/>
-    <w:lsdException w:name="heading 5" w:uiPriority="9" w:qFormat="1"/>
-    <w:lsdException w:name="heading 6" w:uiPriority="9" w:qFormat="1"/>
-    <w:lsdException w:name="heading 7" w:uiPriority="9" w:qFormat="1"/>
-    <w:lsdException w:name="heading 8" w:uiPriority="9" w:qFormat="1"/>
-    <w:lsdException w:name="heading 9" w:uiPriority="9" w:qFormat="1"/>
-    <w:lsdException w:name="toc 1" w:uiPriority="39"/>
-    <w:lsdException w:name="toc 2" w:uiPriority="39"/>
-    <w:lsdException w:name="toc 3" w:uiPriority="39"/>
-    <w:lsdException w:name="toc 4" w:uiPriority="39"/>
-    <w:lsdException w:name="toc 5" w:uiPriority="39"/>
-    <w:lsdException w:name="toc 6" w:uiPriority="39"/>
-    <w:lsdException w:name="toc 7" w:uiPriority="39"/>
-    <w:lsdException w:name="toc 8" w:uiPriority="39"/>
-    <w:lsdException w:name="toc 9" w:uiPriority="39"/>
-    <w:lsdException w:name="caption" w:uiPriority="35" w:qFormat="1"/>
-    <w:lsdException w:name="Title" w:semiHidden="0" w:uiPriority="10" w:unhideWhenUsed="0" w:qFormat="1"/>
-    <w:lsdException w:name="Default Paragraph Font" w:uiPriority="1"/>
-    <w:lsdException w:name="Subtitle" w:semiHidden="0" w:uiPriority="11" w:unhideWhenUsed="0" w:qFormat="1"/>
-    <w:lsdException w:name="Strong" w:semiHidden="0" w:uiPriority="22" w:unhideWhenUsed="0" w:qFormat="1"/>
-    <w:lsdException w:name="Emphasis" w:semiHidden="0" w:uiPriority="20" w:unhideWhenUsed="0" w:qFormat="1"/>
-    <w:lsdException w:name="Table Grid" w:semiHidden="0" w:uiPriority="59" w:unhideWhenUsed="0"/>
-    <w:lsdException w:name="Placeholder Text" w:unhideWhenUsed="0"/>
-    <w:lsdException w:name="No Spacing" w:semiHidden="0" w:uiPriority="1" w:unhideWhenUsed="0" w:qFormat="1"/>
-    <w:lsdException w:name="Light Shading" w:semiHidden="0" w:uiPriority="60" w:unhideWhenUsed="0"/>
-    <w:lsdException w:name="Light List" w:semiHidden="0" w:uiPriority="61" w:unhideWhenUsed="0"/>
-    <w:lsdException w:name="Light Grid" w:semiHidden="0" w:uiPriority="62" w:unhideWhenUsed="0"/>
-    <w:lsdException w:name="Medium Shading 1" w:semiHidden="0" w:uiPriority="63" w:unhideWhenUsed="0"/>
-    <w:lsdException w:name="Medium Shading 2" w:semiHidden="0" w:uiPriority="64" w:unhideWhenUsed="0"/>
-    <w:lsdException w:name="Medium List 1" w:semiHidden="0" w:uiPriority="65" w:unhideWhenUsed="0"/>
-    <w:lsdException w:name="Medium List 2" w:semiHidden="0" w:uiPriority="66" w:unhideWhenUsed="0"/>
-    <w:lsdException w:name="Medium Grid 1" w:semiHidden="0" w:uiPriority="67" w:unhideWhenUsed="0"/>
-    <w:lsdException w:name="Medium Grid 2" w:semiHidden="0" w:uiPriority="68" w:unhideWhenUsed="0"/>
-    <w:lsdException w:name="Medium Grid 3" w:semiHidden="0" w:uiPriority="69" w:unhideWhenUsed="0"/>
-    <w:lsdException w:name="Dark List" w:semiHidden="0" w:uiPriority="70" w:unhideWhenUsed="0"/>
-    <w:lsdException w:name="Colorful Shading" w:semiHidden="0" w:uiPriority="71" w:unhideWhenUsed="0"/>
-    <w:lsdException w:name="Colorful List" w:semiHidden="0" w:uiPriority="72" w:unhideWhenUsed="0"/>
-    <w:lsdException w:name="Colorful Grid" w:semiHidden="0" w:uiPriority="73" w:unhideWhenUsed="0"/>
-    <w:lsdException w:name="Light Shading Accent 1" w:semiHidden="0" w:uiPriority="60" w:unhideWhenUsed="0"/>
-    <w:lsdException w:name="Light List Accent 1" w:semiHidden="0" w:uiPriority="61" w:unhideWhenUsed="0"/>
-    <w:lsdException w:name="Light Grid Accent 1" w:semiHidden="0" w:uiPriority="62" w:unhideWhenUsed="0"/>
-    <w:lsdException w:name="Medium Shading 1 Accent 1" w:semiHidden="0" w:uiPriority="63" w:unhideWhenUsed="0"/>
-    <w:lsdException w:name="Medium Shading 2 Accent 1" w:semiHidden="0" w:uiPriority="64" w:unhideWhenUsed="0"/>
-    <w:lsdException w:name="Medium List 1 Accent 1" w:semiHidden="0" w:uiPriority="65" w:unhideWhenUsed="0"/>
-    <w:lsdException w:name="Revision" w:unhideWhenUsed="0"/>
-    <w:lsdException w:name="List Paragraph" w:semiHidden="0" w:uiPriority="34" w:unhideWhenUsed="0" w:qFormat="1"/>
-    <w:lsdException w:name="Quote" w:semiHidden="0" w:uiPriority="29" w:unhideWhenUsed="0" w:qFormat="1"/>
-    <w:lsdException w:name="Intense Quote" w:semiHidden="0" w:uiPriority="30" w:unhideWhenUsed="0" w:qFormat="1"/>
-    <w:lsdException w:name="Medium List 2 Accent 1" w:semiHidden="0" w:uiPriority="66" w:unhideWhenUsed="0"/>
-    <w:lsdException w:name="Medium Grid 1 Accent 1" w:semiHidden="0" w:uiPriority="67" w:unhideWhenUsed="0"/>
-    <w:lsdException w:name="Medium Grid 2 Accent 1" w:semiHidden="0" w:uiPriority="68" w:unhideWhenUsed="0"/>
-    <w:lsdException w:name="Medium Grid 3 Accent 1" w:semiHidden="0" w:uiPriority="69" w:unhideWhenUsed="0"/>
-    <w:lsdException w:name="Dark List Accent 1" w:semiHidden="0" w:uiPriority="70" w:unhideWhenUsed="0"/>
-    <w:lsdException w:name="Colorful Shading Accent 1" w:semiHidden="0" w:uiPriority="71" w:unhideWhenUsed="0"/>
-    <w:lsdException w:name="Colorful List Accent 1" w:semiHidden="0" w:uiPriority="72" w:unhideWhenUsed="0"/>
-    <w:lsdException w:name="Colorful Grid Accent 1" w:semiHidden="0" w:uiPriority="73" w:unhideWhenUsed="0"/>
-    <w:lsdException w:name="Light Shading Accent 2" w:semiHidden="0" w:uiPriority="60" w:unhideWhenUsed="0"/>
-    <w:lsdException w:name="Light List Accent 2" w:semiHidden="0" w:uiPriority="61" w:unhideWhenUsed="0"/>
-    <w:lsdException w:name="Light Grid Accent 2" w:semiHidden="0" w:uiPriority="62" w:unhideWhenUsed="0"/>
-    <w:lsdException w:name="Medium Shading 1 Accent 2" w:semiHidden="0" w:uiPriority="63" w:unhideWhenUsed="0"/>
-    <w:lsdException w:name="Medium Shading 2 Accent 2" w:semiHidden="0" w:uiPriority="64" w:unhideWhenUsed="0"/>
-    <w:lsdException w:name="Medium List 1 Accent 2" w:semiHidden="0" w:uiPriority="65" w:unhideWhenUsed="0"/>
-    <w:lsdException w:name="Medium List 2 Accent 2" w:semiHidden="0" w:uiPriority="66" w:unhideWhenUsed="0"/>
-    <w:lsdException w:name="Medium Grid 1 Accent 2" w:semiHidden="0" w:uiPriority="67" w:unhideWhenUsed="0"/>
-    <w:lsdException w:name="Medium Grid 2 Accent 2" w:semiHidden="0" w:uiPriority="68" w:unhideWhenUsed="0"/>
-    <w:lsdException w:name="Medium Grid 3 Accent 2" w:semiHidden="0" w:uiPriority="69" w:unhideWhenUsed="0"/>
-    <w:lsdException w:name="Dark List Accent 2" w:semiHidden="0" w:uiPriority="70" w:unhideWhenUsed="0"/>
-    <w:lsdException w:name="Colorful Shading Accent 2" w:semiHidden="0" w:uiPriority="71" w:unhideWhenUsed="0"/>
-    <w:lsdException w:name="Colorful List Accent 2" w:semiHidden="0" w:uiPriority="72" w:unhideWhenUsed="0"/>
-    <w:lsdException w:name="Colorful Grid Accent 2" w:semiHidden="0" w:uiPriority="73" w:unhideWhenUsed="0"/>
-    <w:lsdException w:name="Light Shading Accent 3" w:semiHidden="0" w:uiPriority="60" w:unhideWhenUsed="0"/>
-    <w:lsdException w:name="Light List Accent 3" w:semiHidden="0" w:uiPriority="61" w:unhideWhenUsed="0"/>
-    <w:lsdException w:name="Light Grid Accent 3" w:semiHidden="0" w:uiPriority="62" w:unhideWhenUsed="0"/>
-    <w:lsdException w:name="Medium Shading 1 Accent 3" w:semiHidden="0" w:uiPriority="63" w:unhideWhenUsed="0"/>
-    <w:lsdException w:name="Medium Shading 2 Accent 3" w:semiHidden="0" w:uiPriority="64" w:unhideWhenUsed="0"/>
-    <w:lsdException w:name="Medium List 1 Accent 3" w:semiHidden="0" w:uiPriority="65" w:unhideWhenUsed="0"/>
-    <w:lsdException w:name="Medium List 2 Accent 3" w:semiHidden="0" w:uiPriority="66" w:unhideWhenUsed="0"/>
-    <w:lsdException w:name="Medium Grid 1 Accent 3" w:semiHidden="0" w:uiPriority="67" w:unhideWhenUsed="0"/>
-    <w:lsdException w:name="Medium Grid 2 Accent 3" w:semiHidden="0" w:uiPriority="68" w:unhideWhenUsed="0"/>
-    <w:lsdException w:name="Medium Grid 3 Accent 3" w:semiHidden="0" w:uiPriority="69" w:unhideWhenUsed="0"/>
-    <w:lsdException w:name="Dark List Accent 3" w:semiHidden="0" w:uiPriority="70" w:unhideWhenUsed="0"/>
-    <w:lsdException w:name="Colorful Shading Accent 3" w:semiHidden="0" w:uiPriority="71" w:unhideWhenUsed="0"/>
-    <w:lsdException w:name="Colorful List Accent 3" w:semiHidden="0" w:uiPriority="72" w:unhideWhenUsed="0"/>
-    <w:lsdException w:name="Colorful Grid Accent 3" w:semiHidden="0" w:uiPriority="73" w:unhideWhenUsed="0"/>
-    <w:lsdException w:name="Light Shading Accent 4" w:semiHidden="0" w:uiPriority="60" w:unhideWhenUsed="0"/>
-    <w:lsdException w:name="Light List Accent 4" w:semiHidden="0" w:uiPriority="61" w:unhideWhenUsed="0"/>
-    <w:lsdException w:name="Light Grid Accent 4" w:semiHidden="0" w:uiPriority="62" w:unhideWhenUsed="0"/>
-    <w:lsdException w:name="Medium Shading 1 Accent 4" w:semiHidden="0" w:uiPriority="63" w:unhideWhenUsed="0"/>
-    <w:lsdException w:name="Medium Shading 2 Accent 4" w:semiHidden="0" w:uiPriority="64" w:unhideWhenUsed="0"/>
-    <w:lsdException w:name="Medium List 1 Accent 4" w:semiHidden="0" w:uiPriority="65" w:unhideWhenUsed="0"/>
-    <w:lsdException w:name="Medium List 2 Accent 4" w:semiHidden="0" w:uiPriority="66" w:unhideWhenUsed="0"/>
-    <w:lsdException w:name="Medium Grid 1 Accent 4" w:semiHidden="0" w:uiPriority="67" w:unhideWhenUsed="0"/>
-    <w:lsdException w:name="Medium Grid 2 Accent 4" w:semiHidden="0" w:uiPriority="68" w:unhideWhenUsed="0"/>
-    <w:lsdException w:name="Medium Grid 3 Accent 4" w:semiHidden="0" w:uiPriority="69" w:unhideWhenUsed="0"/>
-    <w:lsdException w:name="Dark List Accent 4" w:semiHidden="0" w:uiPriority="70" w:unhideWhenUsed="0"/>
-    <w:lsdException w:name="Colorful Shading Accent 4" w:semiHidden="0" w:uiPriority="71" w:unhideWhenUsed="0"/>
-    <w:lsdException w:name="Colorful List Accent 4" w:semiHidden="0" w:uiPriority="72" w:unhideWhenUsed="0"/>
-    <w:lsdException w:name="Colorful Grid Accent 4" w:semiHidden="0" w:uiPriority="73" w:unhideWhenUsed="0"/>
-    <w:lsdException w:name="Light Shading Accent 5" w:semiHidden="0" w:uiPriority="60" w:unhideWhenUsed="0"/>
-    <w:lsdException w:name="Light List Accent 5" w:semiHidden="0" w:uiPriority="61" w:unhideWhenUsed="0"/>
-    <w:lsdException w:name="Light Grid Accent 5" w:semiHidden="0" w:uiPriority="62" w:unhideWhenUsed="0"/>
-    <w:lsdException w:name="Medium Shading 1 Accent 5" w:semiHidden="0" w:uiPriority="63" w:unhideWhenUsed="0"/>
-    <w:lsdException w:name="Medium Shading 2 Accent 5" w:semiHidden="0" w:uiPriority="64" w:unhideWhenUsed="0"/>
-    <w:lsdException w:name="Medium List 1 Accent 5" w:semiHidden="0" w:uiPriority="65" w:unhideWhenUsed="0"/>
-    <w:lsdException w:name="Medium List 2 Accent 5" w:semiHidden="0" w:uiPriority="66" w:unhideWhenUsed="0"/>
-    <w:lsdException w:name="Medium Grid 1 Accent 5" w:semiHidden="0" w:uiPriority="67" w:unhideWhenUsed="0"/>
-    <w:lsdException w:name="Medium Grid 2 Accent 5" w:semiHidden="0" w:uiPriority="68" w:unhideWhenUsed="0"/>
-    <w:lsdException w:name="Medium Grid 3 Accent 5" w:semiHidden="0" w:uiPriority="69" w:unhideWhenUsed="0"/>
-    <w:lsdException w:name="Dark List Accent 5" w:semiHidden="0" w:uiPriority="70" w:unhideWhenUsed="0"/>
-    <w:lsdException w:name="Colorful Shading Accent 5" w:semiHidden="0" w:uiPriority="71" w:unhideWhenUsed="0"/>
-    <w:lsdException w:name="Colorful List Accent 5" w:semiHidden="0" w:uiPriority="72" w:unhideWhenUsed="0"/>
-    <w:lsdException w:name="Colorful Grid Accent 5" w:semiHidden="0" w:uiPriority="73" w:unhideWhenUsed="0"/>
-    <w:lsdException w:name="Light Shading Accent 6" w:semiHidden="0" w:uiPriority="60" w:unhideWhenUsed="0"/>
-    <w:lsdException w:name="Light List Accent 6" w:semiHidden="0" w:uiPriority="61" w:unhideWhenUsed="0"/>
-    <w:lsdException w:name="Light Grid Accent 6" w:semiHidden="0" w:uiPriority="62" w:unhideWhenUsed="0"/>
-    <w:lsdException w:name="Medium Shading 1 Accent 6" w:semiHidden="0" w:uiPriority="63" w:unhideWhenUsed="0"/>
-    <w:lsdException w:name="Medium Shading 2 Accent 6" w:semiHidden="0" w:uiPriority="64" w:unhideWhenUsed="0"/>
-    <w:lsdException w:name="Medium List 1 Accent 6" w:semiHidden="0" w:uiPriority="65" w:unhideWhenUsed="0"/>
-    <w:lsdException w:name="Medium List 2 Accent 6" w:semiHidden="0" w:uiPriority="66" w:unhideWhenUsed="0"/>
-    <w:lsdException w:name="Medium Grid 1 Accent 6" w:semiHidden="0" w:uiPriority="67" w:unhideWhenUsed="0"/>
-    <w:lsdException w:name="Medium Grid 2 Accent 6" w:semiHidden="0" w:uiPriority="68" w:unhideWhenUsed="0"/>
-    <w:lsdException w:name="Medium Grid 3 Accent 6" w:semiHidden="0" w:uiPriority="69" w:unhideWhenUsed="0"/>
-    <w:lsdException w:name="Dark List Accent 6" w:semiHidden="0" w:uiPriority="70" w:unhideWhenUsed="0"/>
-    <w:lsdException w:name="Colorful Shading Accent 6" w:semiHidden="0" w:uiPriority="71" w:unhideWhenUsed="0"/>
-    <w:lsdException w:name="Colorful List Accent 6" w:semiHidden="0" w:uiPriority="72" w:unhideWhenUsed="0"/>
-    <w:lsdException w:name="Colorful Grid Accent 6" w:semiHidden="0" w:uiPriority="73" w:unhideWhenUsed="0"/>
-    <w:lsdException w:name="Subtle Emphasis" w:semiHidden="0" w:uiPriority="19" w:unhideWhenUsed="0" w:qFormat="1"/>
-    <w:lsdException w:name="Intense Emphasis" w:semiHidden="0" w:uiPriority="21" w:unhideWhenUsed="0" w:qFormat="1"/>
-    <w:lsdException w:name="Subtle Reference" w:semiHidden="0" w:uiPriority="31" w:unhideWhenUsed="0" w:qFormat="1"/>
-    <w:lsdException w:name="Intense Reference" w:semiHidden="0" w:uiPriority="32" w:unhideWhenUsed="0" w:qFormat="1"/>
-    <w:lsdException w:name="Book Title" w:semiHidden="0" w:uiPriority="33" w:unhideWhenUsed="0" w:qFormat="1"/>
-    <w:lsdException w:name="Bibliography" w:uiPriority="37"/>
-    <w:lsdException w:name="TOC Heading" w:uiPriority="39" w:qFormat="1"/>
-  </w:latentStyles>
-  <w:style w:type="paragraph" w:default="1" w:styleId="a">
-    <w:name w:val="Normal"/>
-    <w:qFormat/>
-  </w:style>
-  <w:style w:type="character" w:default="1" w:styleId="a0">
-    <w:name w:val="Default Paragraph Font"/>
-    <w:uiPriority w:val="1"/>
-    <w:semiHidden/>
-    <w:unhideWhenUsed/>
-  </w:style>
-  <w:style w:type="table" w:default="1" w:styleId="a1">
-    <w:name w:val="Normal Table"/>
-    <w:uiPriority w:val="99"/>
-    <w:semiHidden/>
-    <w:unhideWhenUsed/>
-    <w:tblPr>
-      <w:tblInd w:w="0" w:type="dxa"/>
-      <w:tblCellMar>
-        <w:top w:w="0" w:type="dxa"/>
-        <w:left w:w="108" w:type="dxa"/>
-        <w:bottom w:w="0" w:type="dxa"/>
-        <w:right w:w="108" w:type="dxa"/>
-      </w:tblCellMar>
-    </w:tblPr>
-  </w:style>
-  <w:style w:type="numbering" w:default="1" w:styleId="a2">
-    <w:name w:val="No List"/>
-    <w:uiPriority w:val="99"/>
-    <w:semiHidden/>
-    <w:unhideWhenUsed/>
-  </w:style>
-  <w:style w:type="character" w:styleId="a3">
-    <w:name w:val="Placeholder Text"/>
-    <w:basedOn w:val="a0"/>
-    <w:uiPriority w:val="99"/>
-    <w:semiHidden/>
-    <w:rsid w:val="009C1F1B"/>
-    <w:rPr>
-      <w:color w:val="808080"/>
-    </w:rPr>
-  </w:style>
-</w:styles>
-</file>
-
-<file path=word/glossary/webSettings.xml><?xml version="1.0" encoding="utf-8"?>
-<w:webSettings xmlns:mc="http://schemas.openxmlformats.org/markup-compatibility/2006" xmlns:r="http://schemas.openxmlformats.org/officeDocument/2006/relationships" xmlns:w="http://schemas.openxmlformats.org/wordprocessingml/2006/main" xmlns:w14="http://schemas.microsoft.com/office/word/2010/wordml" mc:Ignorable="w14">
-  <w:optimizeForBrowser/>
-  <w:allowPNG/>
-</w:webSettings>
 </file>
 
 <file path=word/theme/theme1.xml><?xml version="1.0" encoding="utf-8"?>
@@ -29773,7 +29286,7 @@
 </file>
 
 <file path=customXml/itemProps1.xml><?xml version="1.0" encoding="utf-8"?>
-<ds:datastoreItem xmlns:ds="http://schemas.openxmlformats.org/officeDocument/2006/customXml" ds:itemID="{513DAEF1-D9FD-48BE-A584-BDD2C0A93FDC}">
+<ds:datastoreItem xmlns:ds="http://schemas.openxmlformats.org/officeDocument/2006/customXml" ds:itemID="{C2619A3A-D3E0-475A-875B-63C217BDCB45}">
   <ds:schemaRefs>
     <ds:schemaRef ds:uri="http://schemas.openxmlformats.org/officeDocument/2006/bibliography"/>
   </ds:schemaRefs>
